--- a/STI/Template.docx
+++ b/STI/Template.docx
@@ -1,6 +1,6 @@
 
 <file path=word/document.xml><?xml version="1.0" encoding="utf-8"?>
-<w:document xmlns:cx="http://schemas.microsoft.com/office/drawing/2014/chartex" xmlns:cx1="http://schemas.microsoft.com/office/drawing/2015/9/8/chartex" xmlns:cx2="http://schemas.microsoft.com/office/drawing/2015/10/21/chartex" xmlns:cx3="http://schemas.microsoft.com/office/drawing/2016/5/9/chartex" xmlns:cx4="http://schemas.microsoft.com/office/drawing/2016/5/10/chartex" xmlns:cx5="http://schemas.microsoft.com/office/drawing/2016/5/11/chartex" xmlns:cx6="http://schemas.microsoft.com/office/drawing/2016/5/12/chartex" xmlns:cx7="http://schemas.microsoft.com/office/drawing/2016/5/13/chartex" xmlns:cx8="http://schemas.microsoft.com/office/drawing/2016/5/14/chartex" xmlns:mc="http://schemas.openxmlformats.org/markup-compatibility/2006" xmlns:aink="http://schemas.microsoft.com/office/drawing/2016/ink" xmlns:am3d="http://schemas.microsoft.com/office/drawing/2017/model3d" xmlns:o="urn:schemas-microsoft-com:office:office" xmlns:oel="http://schemas.microsoft.com/office/2019/extlst" xmlns:r="http://purl.oclc.org/ooxml/officeDocument/relationships" xmlns:m="http://purl.oclc.org/ooxml/officeDocument/math" xmlns:v="urn:schemas-microsoft-com:vml" xmlns:wp14="http://schemas.microsoft.com/office/word/2010/wordprocessingDrawing" xmlns:wp="http://purl.oclc.org/ooxml/drawingml/wordprocessingDrawing" xmlns:w10="urn:schemas-microsoft-com:office:word" xmlns:w="http://purl.oclc.org/ooxml/wordprocessingml/main" xmlns:w14="http://schemas.microsoft.com/office/word/2010/wordml" xmlns:w15="http://schemas.microsoft.com/office/word/2012/wordml" xmlns:w16cex="http://schemas.microsoft.com/office/word/2018/wordml/cex" xmlns:w16cid="http://schemas.microsoft.com/office/word/2016/wordml/cid" xmlns:w16="http://schemas.microsoft.com/office/word/2018/wordml" xmlns:w16sdtdh="http://schemas.microsoft.com/office/word/2020/wordml/sdtdatahash" xmlns:w16se="http://schemas.microsoft.com/office/word/2015/wordml/symex" xmlns:wpi="http://schemas.microsoft.com/office/word/2010/wordprocessingInk" xmlns:wne="http://schemas.microsoft.com/office/word/2006/wordml" mc:Ignorable="w14 w15 w16se w16cid w16 w16cex w16sdtdh wne wp14" w:conformance="strict">
+<w:document xmlns:cx="http://schemas.microsoft.com/office/drawing/2014/chartex" xmlns:cx1="http://schemas.microsoft.com/office/drawing/2015/9/8/chartex" xmlns:cx2="http://schemas.microsoft.com/office/drawing/2015/10/21/chartex" xmlns:cx3="http://schemas.microsoft.com/office/drawing/2016/5/9/chartex" xmlns:cx4="http://schemas.microsoft.com/office/drawing/2016/5/10/chartex" xmlns:cx5="http://schemas.microsoft.com/office/drawing/2016/5/11/chartex" xmlns:cx6="http://schemas.microsoft.com/office/drawing/2016/5/12/chartex" xmlns:cx7="http://schemas.microsoft.com/office/drawing/2016/5/13/chartex" xmlns:cx8="http://schemas.microsoft.com/office/drawing/2016/5/14/chartex" xmlns:mc="http://schemas.openxmlformats.org/markup-compatibility/2006" xmlns:aink="http://schemas.microsoft.com/office/drawing/2016/ink" xmlns:am3d="http://schemas.microsoft.com/office/drawing/2017/model3d" xmlns:o="urn:schemas-microsoft-com:office:office" xmlns:oel="http://schemas.microsoft.com/office/2019/extlst" xmlns:r="http://purl.oclc.org/ooxml/officeDocument/relationships" xmlns:m="http://purl.oclc.org/ooxml/officeDocument/math" xmlns:v="urn:schemas-microsoft-com:vml" xmlns:wp14="http://schemas.microsoft.com/office/word/2010/wordprocessingDrawing" xmlns:wp="http://purl.oclc.org/ooxml/drawingml/wordprocessingDrawing" xmlns:w10="urn:schemas-microsoft-com:office:word" xmlns:w="http://purl.oclc.org/ooxml/wordprocessingml/main" xmlns:w14="http://schemas.microsoft.com/office/word/2010/wordml" xmlns:w15="http://schemas.microsoft.com/office/word/2012/wordml" xmlns:w16cex="http://schemas.microsoft.com/office/word/2018/wordml/cex" xmlns:w16cid="http://schemas.microsoft.com/office/word/2016/wordml/cid" xmlns:w16="http://schemas.microsoft.com/office/word/2018/wordml" xmlns:w16du="http://schemas.microsoft.com/office/word/2023/wordml/word16du" xmlns:w16sdtdh="http://schemas.microsoft.com/office/word/2020/wordml/sdtdatahash" xmlns:w16sdtfl="http://schemas.microsoft.com/office/word/2024/wordml/sdtformatlock" xmlns:w16se="http://schemas.microsoft.com/office/word/2015/wordml/symex" xmlns:wpi="http://schemas.microsoft.com/office/word/2010/wordprocessingInk" xmlns:wne="http://schemas.microsoft.com/office/word/2006/wordml" mc:Ignorable="w14 w15 w16se w16cid w16 w16cex w16sdtdh w16sdtfl w16du wne wp14" w:conformance="strict">
   <w:body>
     <w:p>
       <w:pPr>
@@ -1603,15 +1603,7 @@
         <w:pStyle w:val="BodyText"/>
       </w:pPr>
       <w:r>
-        <w:t xml:space="preserve">Define abbreviations and acronyms the first time they are used in the text, even after they have been defined in the abstract. Abbreviations such as IEEE, SI, MKS, CGS, </w:t>
-      </w:r>
-      <w:proofErr w:type="spellStart"/>
-      <w:r>
-        <w:t>sc</w:t>
-      </w:r>
-      <w:proofErr w:type="spellEnd"/>
-      <w:r>
-        <w:t>, dc, and rms do not have to be defined. Do not use abbreviations in the title or heads unless they are unavoidable.</w:t>
+        <w:t>Define abbreviations and acronyms the first time they are used in the text, even after they have been defined in the abstract. Abbreviations such as IEEE, SI, MKS, CGS, sc, dc, and rms do not have to be defined. Do not use abbreviations in the title or heads unless they are unavoidable.</w:t>
       </w:r>
     </w:p>
     <w:p>
@@ -1641,15 +1633,7 @@
         <w:pStyle w:val="bulletlist"/>
       </w:pPr>
       <w:r>
-        <w:t xml:space="preserve">Avoid combining SI and CGS units, such as current in amperes and magnetic field in </w:t>
-      </w:r>
-      <w:proofErr w:type="spellStart"/>
-      <w:r>
-        <w:t>oersteds</w:t>
-      </w:r>
-      <w:proofErr w:type="spellEnd"/>
-      <w:r>
-        <w:t>. This often leads to confusion because equations do not balance dimensionally. If you must use mixed units, clearly state the units for each quantity that you use in an equation.</w:t>
+        <w:t>Avoid combining SI and CGS units, such as current in amperes and magnetic field in oersteds. This often leads to confusion because equations do not balance dimensionally. If you must use mixed units, clearly state the units for each quantity that you use in an equation.</w:t>
       </w:r>
     </w:p>
     <w:p>
@@ -1657,31 +1641,7 @@
         <w:pStyle w:val="bulletlist"/>
       </w:pPr>
       <w:r>
-        <w:t>Do not mix complete spellings and abbreviations of units: “Wb/m2” or “</w:t>
-      </w:r>
-      <w:proofErr w:type="spellStart"/>
-      <w:r>
-        <w:t>webers</w:t>
-      </w:r>
-      <w:proofErr w:type="spellEnd"/>
-      <w:r>
-        <w:t xml:space="preserve"> per square meter”, not “</w:t>
-      </w:r>
-      <w:proofErr w:type="spellStart"/>
-      <w:r>
-        <w:t>webers</w:t>
-      </w:r>
-      <w:proofErr w:type="spellEnd"/>
-      <w:r>
-        <w:t xml:space="preserve">/m2”.  Spell out units when they appear in text: “. . . a few </w:t>
-      </w:r>
-      <w:proofErr w:type="spellStart"/>
-      <w:r>
-        <w:t>henries</w:t>
-      </w:r>
-      <w:proofErr w:type="spellEnd"/>
-      <w:r>
-        <w:t>”, not “. . . a few H”.</w:t>
+        <w:t>Do not mix complete spellings and abbreviations of units: “Wb/m2” or “webers per square meter”, not “webers/m2”.  Spell out units when they appear in text: “. . . a few henries”, not “. . . a few H”.</w:t>
       </w:r>
     </w:p>
     <w:p>
@@ -2597,7 +2557,6 @@
       <w:r>
         <w:t>”. Avoid the stilted expression “</w:t>
       </w:r>
-      <w:proofErr w:type="spellStart"/>
       <w:r>
         <w:rPr>
           <w:lang w:val="en-US"/>
@@ -2605,11 +2564,7 @@
         <w:t>o</w:t>
       </w:r>
       <w:r>
-        <w:t>ne</w:t>
-      </w:r>
-      <w:proofErr w:type="spellEnd"/>
-      <w:r>
-        <w:t xml:space="preserve"> of us (R. B. G.) thanks </w:t>
+        <w:t xml:space="preserve">ne of us (R. B. G.) thanks </w:t>
       </w:r>
       <w:r>
         <w:t>...</w:t>
@@ -2716,7 +2671,11 @@
     <w:p>
       <w:pPr>
         <w:pStyle w:val="BodyText"/>
-      </w:pPr>
+        <w:ind w:firstLine="0pt"/>
+      </w:pPr>
+      <w:r>
+        <w:tab/>
+      </w:r>
       <w:r>
         <w:t xml:space="preserve">For </w:t>
       </w:r>
@@ -3140,7 +3099,7 @@
 </file>
 
 <file path=word/endnotes.xml><?xml version="1.0" encoding="utf-8"?>
-<w:endnotes xmlns:cx="http://schemas.microsoft.com/office/drawing/2014/chartex" xmlns:cx1="http://schemas.microsoft.com/office/drawing/2015/9/8/chartex" xmlns:cx2="http://schemas.microsoft.com/office/drawing/2015/10/21/chartex" xmlns:cx3="http://schemas.microsoft.com/office/drawing/2016/5/9/chartex" xmlns:cx4="http://schemas.microsoft.com/office/drawing/2016/5/10/chartex" xmlns:cx5="http://schemas.microsoft.com/office/drawing/2016/5/11/chartex" xmlns:cx6="http://schemas.microsoft.com/office/drawing/2016/5/12/chartex" xmlns:cx7="http://schemas.microsoft.com/office/drawing/2016/5/13/chartex" xmlns:cx8="http://schemas.microsoft.com/office/drawing/2016/5/14/chartex" xmlns:mc="http://schemas.openxmlformats.org/markup-compatibility/2006" xmlns:aink="http://schemas.microsoft.com/office/drawing/2016/ink" xmlns:am3d="http://schemas.microsoft.com/office/drawing/2017/model3d" xmlns:o="urn:schemas-microsoft-com:office:office" xmlns:oel="http://schemas.microsoft.com/office/2019/extlst" xmlns:r="http://purl.oclc.org/ooxml/officeDocument/relationships" xmlns:m="http://purl.oclc.org/ooxml/officeDocument/math" xmlns:v="urn:schemas-microsoft-com:vml" xmlns:wp14="http://schemas.microsoft.com/office/word/2010/wordprocessingDrawing" xmlns:wp="http://purl.oclc.org/ooxml/drawingml/wordprocessingDrawing" xmlns:w10="urn:schemas-microsoft-com:office:word" xmlns:w="http://purl.oclc.org/ooxml/wordprocessingml/main" xmlns:w14="http://schemas.microsoft.com/office/word/2010/wordml" xmlns:w15="http://schemas.microsoft.com/office/word/2012/wordml" xmlns:w16cex="http://schemas.microsoft.com/office/word/2018/wordml/cex" xmlns:w16cid="http://schemas.microsoft.com/office/word/2016/wordml/cid" xmlns:w16="http://schemas.microsoft.com/office/word/2018/wordml" xmlns:w16sdtdh="http://schemas.microsoft.com/office/word/2020/wordml/sdtdatahash" xmlns:w16se="http://schemas.microsoft.com/office/word/2015/wordml/symex" xmlns:wpi="http://schemas.microsoft.com/office/word/2010/wordprocessingInk" xmlns:wne="http://schemas.microsoft.com/office/word/2006/wordml" mc:Ignorable="w14 w15 w16se w16cid w16 w16cex w16sdtdh wne wp14">
+<w:endnotes xmlns:cx="http://schemas.microsoft.com/office/drawing/2014/chartex" xmlns:cx1="http://schemas.microsoft.com/office/drawing/2015/9/8/chartex" xmlns:cx2="http://schemas.microsoft.com/office/drawing/2015/10/21/chartex" xmlns:cx3="http://schemas.microsoft.com/office/drawing/2016/5/9/chartex" xmlns:cx4="http://schemas.microsoft.com/office/drawing/2016/5/10/chartex" xmlns:cx5="http://schemas.microsoft.com/office/drawing/2016/5/11/chartex" xmlns:cx6="http://schemas.microsoft.com/office/drawing/2016/5/12/chartex" xmlns:cx7="http://schemas.microsoft.com/office/drawing/2016/5/13/chartex" xmlns:cx8="http://schemas.microsoft.com/office/drawing/2016/5/14/chartex" xmlns:mc="http://schemas.openxmlformats.org/markup-compatibility/2006" xmlns:aink="http://schemas.microsoft.com/office/drawing/2016/ink" xmlns:am3d="http://schemas.microsoft.com/office/drawing/2017/model3d" xmlns:o="urn:schemas-microsoft-com:office:office" xmlns:oel="http://schemas.microsoft.com/office/2019/extlst" xmlns:r="http://purl.oclc.org/ooxml/officeDocument/relationships" xmlns:m="http://purl.oclc.org/ooxml/officeDocument/math" xmlns:v="urn:schemas-microsoft-com:vml" xmlns:wp14="http://schemas.microsoft.com/office/word/2010/wordprocessingDrawing" xmlns:wp="http://purl.oclc.org/ooxml/drawingml/wordprocessingDrawing" xmlns:w10="urn:schemas-microsoft-com:office:word" xmlns:w="http://purl.oclc.org/ooxml/wordprocessingml/main" xmlns:w14="http://schemas.microsoft.com/office/word/2010/wordml" xmlns:w15="http://schemas.microsoft.com/office/word/2012/wordml" xmlns:w16cex="http://schemas.microsoft.com/office/word/2018/wordml/cex" xmlns:w16cid="http://schemas.microsoft.com/office/word/2016/wordml/cid" xmlns:w16="http://schemas.microsoft.com/office/word/2018/wordml" xmlns:w16du="http://schemas.microsoft.com/office/word/2023/wordml/word16du" xmlns:w16sdtdh="http://schemas.microsoft.com/office/word/2020/wordml/sdtdatahash" xmlns:w16sdtfl="http://schemas.microsoft.com/office/word/2024/wordml/sdtformatlock" xmlns:w16se="http://schemas.microsoft.com/office/word/2015/wordml/symex" xmlns:wpi="http://schemas.microsoft.com/office/word/2010/wordprocessingInk" xmlns:wne="http://schemas.microsoft.com/office/word/2006/wordml" mc:Ignorable="w14 w15 w16se w16cid w16 w16cex w16sdtdh w16sdtfl w16du wne wp14">
   <w:endnote w:type="separator" w:id="-1">
     <w:p>
       <w:r>
@@ -3159,7 +3118,7 @@
 </file>
 
 <file path=word/footer1.xml><?xml version="1.0" encoding="utf-8"?>
-<w:ftr xmlns:cx="http://schemas.microsoft.com/office/drawing/2014/chartex" xmlns:cx1="http://schemas.microsoft.com/office/drawing/2015/9/8/chartex" xmlns:cx2="http://schemas.microsoft.com/office/drawing/2015/10/21/chartex" xmlns:cx3="http://schemas.microsoft.com/office/drawing/2016/5/9/chartex" xmlns:cx4="http://schemas.microsoft.com/office/drawing/2016/5/10/chartex" xmlns:cx5="http://schemas.microsoft.com/office/drawing/2016/5/11/chartex" xmlns:cx6="http://schemas.microsoft.com/office/drawing/2016/5/12/chartex" xmlns:cx7="http://schemas.microsoft.com/office/drawing/2016/5/13/chartex" xmlns:cx8="http://schemas.microsoft.com/office/drawing/2016/5/14/chartex" xmlns:mc="http://schemas.openxmlformats.org/markup-compatibility/2006" xmlns:aink="http://schemas.microsoft.com/office/drawing/2016/ink" xmlns:am3d="http://schemas.microsoft.com/office/drawing/2017/model3d" xmlns:o="urn:schemas-microsoft-com:office:office" xmlns:oel="http://schemas.microsoft.com/office/2019/extlst" xmlns:r="http://purl.oclc.org/ooxml/officeDocument/relationships" xmlns:m="http://purl.oclc.org/ooxml/officeDocument/math" xmlns:v="urn:schemas-microsoft-com:vml" xmlns:wp14="http://schemas.microsoft.com/office/word/2010/wordprocessingDrawing" xmlns:wp="http://purl.oclc.org/ooxml/drawingml/wordprocessingDrawing" xmlns:w10="urn:schemas-microsoft-com:office:word" xmlns:w="http://purl.oclc.org/ooxml/wordprocessingml/main" xmlns:w14="http://schemas.microsoft.com/office/word/2010/wordml" xmlns:w15="http://schemas.microsoft.com/office/word/2012/wordml" xmlns:w16cex="http://schemas.microsoft.com/office/word/2018/wordml/cex" xmlns:w16cid="http://schemas.microsoft.com/office/word/2016/wordml/cid" xmlns:w16="http://schemas.microsoft.com/office/word/2018/wordml" xmlns:w16sdtdh="http://schemas.microsoft.com/office/word/2020/wordml/sdtdatahash" xmlns:w16se="http://schemas.microsoft.com/office/word/2015/wordml/symex" xmlns:wpi="http://schemas.microsoft.com/office/word/2010/wordprocessingInk" xmlns:wne="http://schemas.microsoft.com/office/word/2006/wordml" mc:Ignorable="w14 w15 w16se w16cid w16 w16cex w16sdtdh wne wp14">
+<w:ftr xmlns:cx="http://schemas.microsoft.com/office/drawing/2014/chartex" xmlns:cx1="http://schemas.microsoft.com/office/drawing/2015/9/8/chartex" xmlns:cx2="http://schemas.microsoft.com/office/drawing/2015/10/21/chartex" xmlns:cx3="http://schemas.microsoft.com/office/drawing/2016/5/9/chartex" xmlns:cx4="http://schemas.microsoft.com/office/drawing/2016/5/10/chartex" xmlns:cx5="http://schemas.microsoft.com/office/drawing/2016/5/11/chartex" xmlns:cx6="http://schemas.microsoft.com/office/drawing/2016/5/12/chartex" xmlns:cx7="http://schemas.microsoft.com/office/drawing/2016/5/13/chartex" xmlns:cx8="http://schemas.microsoft.com/office/drawing/2016/5/14/chartex" xmlns:mc="http://schemas.openxmlformats.org/markup-compatibility/2006" xmlns:aink="http://schemas.microsoft.com/office/drawing/2016/ink" xmlns:am3d="http://schemas.microsoft.com/office/drawing/2017/model3d" xmlns:o="urn:schemas-microsoft-com:office:office" xmlns:oel="http://schemas.microsoft.com/office/2019/extlst" xmlns:r="http://purl.oclc.org/ooxml/officeDocument/relationships" xmlns:m="http://purl.oclc.org/ooxml/officeDocument/math" xmlns:v="urn:schemas-microsoft-com:vml" xmlns:wp14="http://schemas.microsoft.com/office/word/2010/wordprocessingDrawing" xmlns:wp="http://purl.oclc.org/ooxml/drawingml/wordprocessingDrawing" xmlns:w10="urn:schemas-microsoft-com:office:word" xmlns:w="http://purl.oclc.org/ooxml/wordprocessingml/main" xmlns:w14="http://schemas.microsoft.com/office/word/2010/wordml" xmlns:w15="http://schemas.microsoft.com/office/word/2012/wordml" xmlns:w16cex="http://schemas.microsoft.com/office/word/2018/wordml/cex" xmlns:w16cid="http://schemas.microsoft.com/office/word/2016/wordml/cid" xmlns:w16="http://schemas.microsoft.com/office/word/2018/wordml" xmlns:w16du="http://schemas.microsoft.com/office/word/2023/wordml/word16du" xmlns:w16sdtdh="http://schemas.microsoft.com/office/word/2020/wordml/sdtdatahash" xmlns:w16sdtfl="http://schemas.microsoft.com/office/word/2024/wordml/sdtformatlock" xmlns:w16se="http://schemas.microsoft.com/office/word/2015/wordml/symex" xmlns:wpi="http://schemas.microsoft.com/office/word/2010/wordprocessingInk" xmlns:wne="http://schemas.microsoft.com/office/word/2006/wordml" mc:Ignorable="w14 w15 w16se w16cid w16 w16cex w16sdtdh w16sdtfl w16du wne wp14">
   <w:p>
     <w:pPr>
       <w:pStyle w:val="Footer"/>
@@ -3181,7 +3140,7 @@
 </file>
 
 <file path=word/footnotes.xml><?xml version="1.0" encoding="utf-8"?>
-<w:footnotes xmlns:cx="http://schemas.microsoft.com/office/drawing/2014/chartex" xmlns:cx1="http://schemas.microsoft.com/office/drawing/2015/9/8/chartex" xmlns:cx2="http://schemas.microsoft.com/office/drawing/2015/10/21/chartex" xmlns:cx3="http://schemas.microsoft.com/office/drawing/2016/5/9/chartex" xmlns:cx4="http://schemas.microsoft.com/office/drawing/2016/5/10/chartex" xmlns:cx5="http://schemas.microsoft.com/office/drawing/2016/5/11/chartex" xmlns:cx6="http://schemas.microsoft.com/office/drawing/2016/5/12/chartex" xmlns:cx7="http://schemas.microsoft.com/office/drawing/2016/5/13/chartex" xmlns:cx8="http://schemas.microsoft.com/office/drawing/2016/5/14/chartex" xmlns:mc="http://schemas.openxmlformats.org/markup-compatibility/2006" xmlns:aink="http://schemas.microsoft.com/office/drawing/2016/ink" xmlns:am3d="http://schemas.microsoft.com/office/drawing/2017/model3d" xmlns:o="urn:schemas-microsoft-com:office:office" xmlns:oel="http://schemas.microsoft.com/office/2019/extlst" xmlns:r="http://purl.oclc.org/ooxml/officeDocument/relationships" xmlns:m="http://purl.oclc.org/ooxml/officeDocument/math" xmlns:v="urn:schemas-microsoft-com:vml" xmlns:wp14="http://schemas.microsoft.com/office/word/2010/wordprocessingDrawing" xmlns:wp="http://purl.oclc.org/ooxml/drawingml/wordprocessingDrawing" xmlns:w10="urn:schemas-microsoft-com:office:word" xmlns:w="http://purl.oclc.org/ooxml/wordprocessingml/main" xmlns:w14="http://schemas.microsoft.com/office/word/2010/wordml" xmlns:w15="http://schemas.microsoft.com/office/word/2012/wordml" xmlns:w16cex="http://schemas.microsoft.com/office/word/2018/wordml/cex" xmlns:w16cid="http://schemas.microsoft.com/office/word/2016/wordml/cid" xmlns:w16="http://schemas.microsoft.com/office/word/2018/wordml" xmlns:w16sdtdh="http://schemas.microsoft.com/office/word/2020/wordml/sdtdatahash" xmlns:w16se="http://schemas.microsoft.com/office/word/2015/wordml/symex" xmlns:wpi="http://schemas.microsoft.com/office/word/2010/wordprocessingInk" xmlns:wne="http://schemas.microsoft.com/office/word/2006/wordml" mc:Ignorable="w14 w15 w16se w16cid w16 w16cex w16sdtdh wne wp14">
+<w:footnotes xmlns:cx="http://schemas.microsoft.com/office/drawing/2014/chartex" xmlns:cx1="http://schemas.microsoft.com/office/drawing/2015/9/8/chartex" xmlns:cx2="http://schemas.microsoft.com/office/drawing/2015/10/21/chartex" xmlns:cx3="http://schemas.microsoft.com/office/drawing/2016/5/9/chartex" xmlns:cx4="http://schemas.microsoft.com/office/drawing/2016/5/10/chartex" xmlns:cx5="http://schemas.microsoft.com/office/drawing/2016/5/11/chartex" xmlns:cx6="http://schemas.microsoft.com/office/drawing/2016/5/12/chartex" xmlns:cx7="http://schemas.microsoft.com/office/drawing/2016/5/13/chartex" xmlns:cx8="http://schemas.microsoft.com/office/drawing/2016/5/14/chartex" xmlns:mc="http://schemas.openxmlformats.org/markup-compatibility/2006" xmlns:aink="http://schemas.microsoft.com/office/drawing/2016/ink" xmlns:am3d="http://schemas.microsoft.com/office/drawing/2017/model3d" xmlns:o="urn:schemas-microsoft-com:office:office" xmlns:oel="http://schemas.microsoft.com/office/2019/extlst" xmlns:r="http://purl.oclc.org/ooxml/officeDocument/relationships" xmlns:m="http://purl.oclc.org/ooxml/officeDocument/math" xmlns:v="urn:schemas-microsoft-com:vml" xmlns:wp14="http://schemas.microsoft.com/office/word/2010/wordprocessingDrawing" xmlns:wp="http://purl.oclc.org/ooxml/drawingml/wordprocessingDrawing" xmlns:w10="urn:schemas-microsoft-com:office:word" xmlns:w="http://purl.oclc.org/ooxml/wordprocessingml/main" xmlns:w14="http://schemas.microsoft.com/office/word/2010/wordml" xmlns:w15="http://schemas.microsoft.com/office/word/2012/wordml" xmlns:w16cex="http://schemas.microsoft.com/office/word/2018/wordml/cex" xmlns:w16cid="http://schemas.microsoft.com/office/word/2016/wordml/cid" xmlns:w16="http://schemas.microsoft.com/office/word/2018/wordml" xmlns:w16du="http://schemas.microsoft.com/office/word/2023/wordml/word16du" xmlns:w16sdtdh="http://schemas.microsoft.com/office/word/2020/wordml/sdtdatahash" xmlns:w16sdtfl="http://schemas.microsoft.com/office/word/2024/wordml/sdtformatlock" xmlns:w16se="http://schemas.microsoft.com/office/word/2015/wordml/symex" xmlns:wpi="http://schemas.microsoft.com/office/word/2010/wordprocessingInk" xmlns:wne="http://schemas.microsoft.com/office/word/2006/wordml" mc:Ignorable="w14 w15 w16se w16cid w16 w16cex w16sdtdh w16sdtfl w16du wne wp14">
   <w:footnote w:type="separator" w:id="-1">
     <w:p>
       <w:r>
@@ -3200,7 +3159,7 @@
 </file>
 
 <file path=word/numbering.xml><?xml version="1.0" encoding="utf-8"?>
-<w:numbering xmlns:cx="http://schemas.microsoft.com/office/drawing/2014/chartex" xmlns:cx1="http://schemas.microsoft.com/office/drawing/2015/9/8/chartex" xmlns:cx2="http://schemas.microsoft.com/office/drawing/2015/10/21/chartex" xmlns:cx3="http://schemas.microsoft.com/office/drawing/2016/5/9/chartex" xmlns:cx4="http://schemas.microsoft.com/office/drawing/2016/5/10/chartex" xmlns:cx5="http://schemas.microsoft.com/office/drawing/2016/5/11/chartex" xmlns:cx6="http://schemas.microsoft.com/office/drawing/2016/5/12/chartex" xmlns:cx7="http://schemas.microsoft.com/office/drawing/2016/5/13/chartex" xmlns:cx8="http://schemas.microsoft.com/office/drawing/2016/5/14/chartex" xmlns:mc="http://schemas.openxmlformats.org/markup-compatibility/2006" xmlns:aink="http://schemas.microsoft.com/office/drawing/2016/ink" xmlns:am3d="http://schemas.microsoft.com/office/drawing/2017/model3d" xmlns:o="urn:schemas-microsoft-com:office:office" xmlns:oel="http://schemas.microsoft.com/office/2019/extlst" xmlns:r="http://purl.oclc.org/ooxml/officeDocument/relationships" xmlns:m="http://purl.oclc.org/ooxml/officeDocument/math" xmlns:v="urn:schemas-microsoft-com:vml" xmlns:wp14="http://schemas.microsoft.com/office/word/2010/wordprocessingDrawing" xmlns:wp="http://purl.oclc.org/ooxml/drawingml/wordprocessingDrawing" xmlns:w10="urn:schemas-microsoft-com:office:word" xmlns:w="http://purl.oclc.org/ooxml/wordprocessingml/main" xmlns:w14="http://schemas.microsoft.com/office/word/2010/wordml" xmlns:w15="http://schemas.microsoft.com/office/word/2012/wordml" xmlns:w16cex="http://schemas.microsoft.com/office/word/2018/wordml/cex" xmlns:w16cid="http://schemas.microsoft.com/office/word/2016/wordml/cid" xmlns:w16="http://schemas.microsoft.com/office/word/2018/wordml" xmlns:w16sdtdh="http://schemas.microsoft.com/office/word/2020/wordml/sdtdatahash" xmlns:w16se="http://schemas.microsoft.com/office/word/2015/wordml/symex" xmlns:wpi="http://schemas.microsoft.com/office/word/2010/wordprocessingInk" xmlns:wne="http://schemas.microsoft.com/office/word/2006/wordml" mc:Ignorable="w14 w15 w16se w16cid w16 w16cex w16sdtdh wne wp14">
+<w:numbering xmlns:cx="http://schemas.microsoft.com/office/drawing/2014/chartex" xmlns:cx1="http://schemas.microsoft.com/office/drawing/2015/9/8/chartex" xmlns:cx2="http://schemas.microsoft.com/office/drawing/2015/10/21/chartex" xmlns:cx3="http://schemas.microsoft.com/office/drawing/2016/5/9/chartex" xmlns:cx4="http://schemas.microsoft.com/office/drawing/2016/5/10/chartex" xmlns:cx5="http://schemas.microsoft.com/office/drawing/2016/5/11/chartex" xmlns:cx6="http://schemas.microsoft.com/office/drawing/2016/5/12/chartex" xmlns:cx7="http://schemas.microsoft.com/office/drawing/2016/5/13/chartex" xmlns:cx8="http://schemas.microsoft.com/office/drawing/2016/5/14/chartex" xmlns:mc="http://schemas.openxmlformats.org/markup-compatibility/2006" xmlns:aink="http://schemas.microsoft.com/office/drawing/2016/ink" xmlns:am3d="http://schemas.microsoft.com/office/drawing/2017/model3d" xmlns:o="urn:schemas-microsoft-com:office:office" xmlns:oel="http://schemas.microsoft.com/office/2019/extlst" xmlns:r="http://purl.oclc.org/ooxml/officeDocument/relationships" xmlns:m="http://purl.oclc.org/ooxml/officeDocument/math" xmlns:v="urn:schemas-microsoft-com:vml" xmlns:wp14="http://schemas.microsoft.com/office/word/2010/wordprocessingDrawing" xmlns:wp="http://purl.oclc.org/ooxml/drawingml/wordprocessingDrawing" xmlns:w10="urn:schemas-microsoft-com:office:word" xmlns:w="http://purl.oclc.org/ooxml/wordprocessingml/main" xmlns:w14="http://schemas.microsoft.com/office/word/2010/wordml" xmlns:w15="http://schemas.microsoft.com/office/word/2012/wordml" xmlns:w16cex="http://schemas.microsoft.com/office/word/2018/wordml/cex" xmlns:w16cid="http://schemas.microsoft.com/office/word/2016/wordml/cid" xmlns:w16="http://schemas.microsoft.com/office/word/2018/wordml" xmlns:w16du="http://schemas.microsoft.com/office/word/2023/wordml/word16du" xmlns:w16sdtdh="http://schemas.microsoft.com/office/word/2020/wordml/sdtdatahash" xmlns:w16sdtfl="http://schemas.microsoft.com/office/word/2024/wordml/sdtformatlock" xmlns:w16se="http://schemas.microsoft.com/office/word/2015/wordml/symex" xmlns:wpi="http://schemas.microsoft.com/office/word/2010/wordprocessingInk" xmlns:wne="http://schemas.microsoft.com/office/word/2006/wordml" mc:Ignorable="w14 w15 w16se w16cid w16 w16cex w16sdtdh w16sdtfl w16du wne wp14">
   <w:abstractNum w:abstractNumId="0" w15:restartNumberingAfterBreak="0">
     <w:nsid w:val="FFFFFF1D"/>
     <w:multiLevelType w:val="multilevel"/>
@@ -4668,7 +4627,7 @@
 </file>
 
 <file path=word/styles.xml><?xml version="1.0" encoding="utf-8"?>
-<w:styles xmlns:mc="http://schemas.openxmlformats.org/markup-compatibility/2006" xmlns:r="http://purl.oclc.org/ooxml/officeDocument/relationships" xmlns:w="http://purl.oclc.org/ooxml/wordprocessingml/main" xmlns:w14="http://schemas.microsoft.com/office/word/2010/wordml" xmlns:w15="http://schemas.microsoft.com/office/word/2012/wordml" xmlns:w16cex="http://schemas.microsoft.com/office/word/2018/wordml/cex" xmlns:w16cid="http://schemas.microsoft.com/office/word/2016/wordml/cid" xmlns:w16="http://schemas.microsoft.com/office/word/2018/wordml" xmlns:w16sdtdh="http://schemas.microsoft.com/office/word/2020/wordml/sdtdatahash" xmlns:w16se="http://schemas.microsoft.com/office/word/2015/wordml/symex" mc:Ignorable="w14 w15 w16se w16cid w16 w16cex w16sdtdh">
+<w:styles xmlns:mc="http://schemas.openxmlformats.org/markup-compatibility/2006" xmlns:r="http://purl.oclc.org/ooxml/officeDocument/relationships" xmlns:w="http://purl.oclc.org/ooxml/wordprocessingml/main" xmlns:w14="http://schemas.microsoft.com/office/word/2010/wordml" xmlns:w15="http://schemas.microsoft.com/office/word/2012/wordml" xmlns:w16cex="http://schemas.microsoft.com/office/word/2018/wordml/cex" xmlns:w16cid="http://schemas.microsoft.com/office/word/2016/wordml/cid" xmlns:w16="http://schemas.microsoft.com/office/word/2018/wordml" xmlns:w16du="http://schemas.microsoft.com/office/word/2023/wordml/word16du" xmlns:w16sdtdh="http://schemas.microsoft.com/office/word/2020/wordml/sdtdatahash" xmlns:w16sdtfl="http://schemas.microsoft.com/office/word/2024/wordml/sdtformatlock" xmlns:w16se="http://schemas.microsoft.com/office/word/2015/wordml/symex" mc:Ignorable="w14 w15 w16se w16cid w16 w16cex w16sdtdh w16sdtfl w16du">
   <w:docDefaults>
     <w:rPrDefault>
       <w:rPr>
